--- a/ApêndiceC-VisãoFuncional/3.FluxosdeEvento/FalaCidade_FluxosDeEventos_ModuloGerarRelatorio_v1.docx
+++ b/ApêndiceC-VisãoFuncional/3.FluxosdeEvento/FalaCidade_FluxosDeEventos_ModuloGerarRelatorio_v1.docx
@@ -8,7 +8,7 @@
         <w:pStyle w:val="Normal2"/>
         <w:spacing w:after="180" w:line="288" w:lineRule="auto"/>
         <w:rPr>
-          <w:rFonts w:ascii="Times New Roman" w:eastAsia="Times New Roman" w:hAnsi="Times New Roman" w:cs="Times New Roman"/>
+          <w:rFonts w:ascii="Arial" w:eastAsia="Times New Roman" w:hAnsi="Arial" w:cs="Arial"/>
           <w:sz w:val="24"/>
           <w:szCs w:val="24"/>
         </w:rPr>
@@ -1397,7 +1397,7 @@
     <w:sectPr>
       <w:headerReference w:type="default" r:id="rId7"/>
       <w:pgSz w:w="11906" w:h="16838"/>
-      <w:pgMar w:top="1700" w:right="1133" w:bottom="1133" w:left="1700" w:header="720" w:footer="720" w:gutter="0"/>
+      <w:pgMar w:top="1701" w:right="1134" w:bottom="1134" w:left="1701" w:header="720" w:footer="720" w:gutter="0"/>
       <w:pgNumType w:start="1"/>
       <w:cols w:space="720"/>
     </w:sectPr>
@@ -1467,7 +1467,7 @@
     </w:sdtPr>
     <w:sdtEndPr>
       <w:rPr>
-        <w:rFonts w:ascii="Times New Roman" w:hAnsi="Times New Roman" w:cs="Times New Roman"/>
+        <w:rFonts w:ascii="Arial" w:hAnsi="Arial" w:cs="Arial"/>
         <w:sz w:val="20"/>
         <w:szCs w:val="20"/>
       </w:rPr>
@@ -1478,14 +1478,14 @@
           <w:pStyle w:val="Cabealho"/>
           <w:jc w:val="right"/>
           <w:rPr>
-            <w:rFonts w:ascii="Times New Roman" w:hAnsi="Times New Roman" w:cs="Times New Roman"/>
+            <w:rFonts w:ascii="Arial" w:hAnsi="Arial" w:cs="Arial"/>
             <w:sz w:val="20"/>
             <w:szCs w:val="20"/>
           </w:rPr>
         </w:pPr>
         <w:r>
           <w:rPr>
-            <w:rFonts w:ascii="Times New Roman" w:hAnsi="Times New Roman" w:cs="Times New Roman"/>
+            <w:rFonts w:ascii="Arial" w:hAnsi="Arial" w:cs="Arial"/>
             <w:sz w:val="20"/>
             <w:szCs w:val="20"/>
           </w:rPr>
@@ -1493,7 +1493,7 @@
         </w:r>
         <w:r>
           <w:rPr>
-            <w:rFonts w:ascii="Times New Roman" w:hAnsi="Times New Roman" w:cs="Times New Roman"/>
+            <w:rFonts w:ascii="Arial" w:hAnsi="Arial" w:cs="Arial"/>
             <w:sz w:val="20"/>
             <w:szCs w:val="20"/>
           </w:rPr>
@@ -1501,7 +1501,7 @@
         </w:r>
         <w:r>
           <w:rPr>
-            <w:rFonts w:ascii="Times New Roman" w:hAnsi="Times New Roman" w:cs="Times New Roman"/>
+            <w:rFonts w:ascii="Arial" w:hAnsi="Arial" w:cs="Arial"/>
             <w:sz w:val="20"/>
             <w:szCs w:val="20"/>
           </w:rPr>
@@ -1509,7 +1509,7 @@
         </w:r>
         <w:r>
           <w:rPr>
-            <w:rFonts w:ascii="Times New Roman" w:hAnsi="Times New Roman" w:cs="Times New Roman"/>
+            <w:rFonts w:ascii="Arial" w:hAnsi="Arial" w:cs="Arial"/>
             <w:noProof/>
             <w:sz w:val="20"/>
             <w:szCs w:val="20"/>
@@ -1518,7 +1518,7 @@
         </w:r>
         <w:r>
           <w:rPr>
-            <w:rFonts w:ascii="Times New Roman" w:hAnsi="Times New Roman" w:cs="Times New Roman"/>
+            <w:rFonts w:ascii="Arial" w:hAnsi="Arial" w:cs="Arial"/>
             <w:noProof/>
             <w:sz w:val="20"/>
             <w:szCs w:val="20"/>
@@ -1527,7 +1527,7 @@
         </w:r>
         <w:r>
           <w:rPr>
-            <w:rFonts w:ascii="Times New Roman" w:hAnsi="Times New Roman" w:cs="Times New Roman"/>
+            <w:rFonts w:ascii="Arial" w:hAnsi="Arial" w:cs="Arial"/>
             <w:noProof/>
             <w:sz w:val="20"/>
             <w:szCs w:val="20"/>
@@ -1536,7 +1536,7 @@
         </w:r>
         <w:r>
           <w:rPr>
-            <w:rFonts w:ascii="Times New Roman" w:hAnsi="Times New Roman" w:cs="Times New Roman"/>
+            <w:rFonts w:ascii="Arial" w:hAnsi="Arial" w:cs="Arial"/>
             <w:noProof/>
             <w:sz w:val="20"/>
             <w:szCs w:val="20"/>
@@ -1545,7 +1545,7 @@
         </w:r>
         <w:r>
           <w:rPr>
-            <w:rFonts w:ascii="Times New Roman" w:hAnsi="Times New Roman" w:cs="Times New Roman"/>
+            <w:rFonts w:ascii="Arial" w:hAnsi="Arial" w:cs="Arial"/>
             <w:noProof/>
             <w:sz w:val="20"/>
             <w:szCs w:val="20"/>
@@ -1554,7 +1554,7 @@
         </w:r>
         <w:r>
           <w:rPr>
-            <w:rFonts w:ascii="Times New Roman" w:hAnsi="Times New Roman" w:cs="Times New Roman"/>
+            <w:rFonts w:ascii="Arial" w:hAnsi="Arial" w:cs="Arial"/>
             <w:noProof/>
             <w:sz w:val="20"/>
             <w:szCs w:val="20"/>
@@ -1563,7 +1563,7 @@
         </w:r>
         <w:r>
           <w:rPr>
-            <w:rFonts w:ascii="Times New Roman" w:hAnsi="Times New Roman" w:cs="Times New Roman"/>
+            <w:rFonts w:ascii="Arial" w:hAnsi="Arial" w:cs="Arial"/>
             <w:noProof/>
             <w:sz w:val="20"/>
             <w:szCs w:val="20"/>
@@ -1572,7 +1572,7 @@
         </w:r>
         <w:r>
           <w:rPr>
-            <w:rFonts w:ascii="Times New Roman" w:hAnsi="Times New Roman" w:cs="Times New Roman"/>
+            <w:rFonts w:ascii="Arial" w:hAnsi="Arial" w:cs="Arial"/>
             <w:noProof/>
             <w:sz w:val="20"/>
             <w:szCs w:val="20"/>
